--- a/waitrevise_v1.0.docx
+++ b/waitrevise_v1.0.docx
@@ -243,6 +243,112 @@
         <w:t xml:space="preserve"># 装完确认插件文件已就位（应输出 libasound_module_rate_samplerate.so）：</w:t>
         <w:br/>
         <w:t xml:space="preserve">ls /usr/lib/*/alsa-lib/ | grep samplerate</w:t>
+      </w:r>
+    </w:p>
+    <w:p>
+      <w:pPr>
+        <w:pStyle w:val="12"/>
+      </w:pPr>
+      <w:r>
+        <w:t xml:space="preserve"># --- 硬件设备 ---</w:t>
+        <w:br/>
+        <w:t xml:space="preserve">pcm.usb_hw {</w:t>
+        <w:br/>
+        <w:t xml:space="preserve">    type hw</w:t>
+        <w:br/>
+        <w:t xml:space="preserve">    card 2</w:t>
+        <w:br/>
+        <w:t xml:space="preserve">    device 0</w:t>
+        <w:br/>
+        <w:t xml:space="preserve">}</w:t>
+        <w:br/>
+        <w:t xml:space="preserve"/>
+        <w:br/>
+        <w:t xml:space="preserve"># --- 播放路径：重采样 ---</w:t>
+        <w:br/>
+        <w:t xml:space="preserve">pcm.usb_playback {</w:t>
+        <w:br/>
+        <w:t xml:space="preserve">    type rate</w:t>
+        <w:br/>
+        <w:t xml:space="preserve">    slave {</w:t>
+        <w:br/>
+        <w:t xml:space="preserve">        pcm "usb_hw"</w:t>
+        <w:br/>
+        <w:t xml:space="preserve">        rate 48000</w:t>
+        <w:br/>
+        <w:t xml:space="preserve">    }</w:t>
+        <w:br/>
+        <w:t xml:space="preserve">    converter "samplerate"</w:t>
+        <w:br/>
+        <w:t xml:space="preserve">}</w:t>
+        <w:br/>
+        <w:t xml:space="preserve"/>
+        <w:br/>
+        <w:t xml:space="preserve"># --- 录音路径：dsnoop + 重采样 ---</w:t>
+        <w:br/>
+        <w:t xml:space="preserve">pcm.usb_capture_dsnoop {</w:t>
+        <w:br/>
+        <w:t xml:space="preserve">    type dsnoop</w:t>
+        <w:br/>
+        <w:t xml:space="preserve">    ipc_key 1024</w:t>
+        <w:br/>
+        <w:t xml:space="preserve">    slave {</w:t>
+        <w:br/>
+        <w:t xml:space="preserve">        pcm "usb_hw"</w:t>
+        <w:br/>
+        <w:t xml:space="preserve">        channels 1</w:t>
+        <w:br/>
+        <w:t xml:space="preserve">        rate 48000</w:t>
+        <w:br/>
+        <w:t xml:space="preserve">    }</w:t>
+        <w:br/>
+        <w:t xml:space="preserve">}</w:t>
+        <w:br/>
+        <w:t xml:space="preserve">pcm.usb_capture_rate {</w:t>
+        <w:br/>
+        <w:t xml:space="preserve">    type rate</w:t>
+        <w:br/>
+        <w:t xml:space="preserve">    slave {</w:t>
+        <w:br/>
+        <w:t xml:space="preserve">        pcm "usb_capture_dsnoop"</w:t>
+        <w:br/>
+        <w:t xml:space="preserve">        rate 48000</w:t>
+        <w:br/>
+        <w:t xml:space="preserve">    }</w:t>
+        <w:br/>
+        <w:t xml:space="preserve">    converter "samplerate"</w:t>
+        <w:br/>
+        <w:t xml:space="preserve">}</w:t>
+        <w:br/>
+        <w:t xml:space="preserve"/>
+        <w:br/>
+        <w:t xml:space="preserve"># --- 默认设备 ---</w:t>
+        <w:br/>
+        <w:t xml:space="preserve">pcm.!default {</w:t>
+        <w:br/>
+        <w:t xml:space="preserve">    type asym</w:t>
+        <w:br/>
+        <w:t xml:space="preserve">    playback.pcm "usb_playback"</w:t>
+        <w:br/>
+        <w:t xml:space="preserve">    capture.pcm  "usb_capture_rate"</w:t>
+        <w:br/>
+        <w:t xml:space="preserve">}</w:t>
+        <w:br/>
+        <w:t xml:space="preserve">ctl.!default {</w:t>
+        <w:br/>
+        <w:t xml:space="preserve">    type hw</w:t>
+        <w:br/>
+        <w:t xml:space="preserve">    card 2</w:t>
+        <w:br/>
+        <w:t xml:space="preserve">}</w:t>
+        <w:br/>
+        <w:t xml:space="preserve"/>
+        <w:br/>
+        <w:t xml:space="preserve"># --- 全局默认采样率 ---</w:t>
+        <w:br/>
+        <w:t xml:space="preserve">defaults.pcm.dmix.rate 48000</w:t>
+        <w:br/>
+        <w:t xml:space="preserve">defaults.pcm.rate_converter "samplerate"</w:t>
       </w:r>
     </w:p>
     <w:p>
